--- a/(e)CRF/Per protocolnaam/16_Booklet-Education Program.docx
+++ b/(e)CRF/Per protocolnaam/16_Booklet-Education Program.docx
@@ -22,7 +22,7 @@
           <w:sz w:val="28"/>
           <w:szCs w:val="28"/>
         </w:rPr>
-        <w:t xml:space="preserve">Appendix 16: </w:t>
+        <w:t>eCRF Document 16: Booklet-Education Program</w:t>
       </w:r>
       <w:proofErr w:type="spellStart"/>
       <w:r>
@@ -33,7 +33,6 @@
           <w:sz w:val="28"/>
           <w:szCs w:val="28"/>
         </w:rPr>
-        <w:t>Booklet</w:t>
       </w:r>
       <w:proofErr w:type="spellEnd"/>
       <w:r>
@@ -44,7 +43,6 @@
           <w:sz w:val="28"/>
           <w:szCs w:val="28"/>
         </w:rPr>
-        <w:t>- Education Program</w:t>
       </w:r>
     </w:p>
     <w:tbl>
